--- a/index.docx
+++ b/index.docx
@@ -18,7 +18,7 @@
         <w:t xml:space="preserve"> </w:t>
       </w:r>
     </w:p>
-    <w:bookmarkStart w:id="20" w:name="title"/>
+    <w:bookmarkStart w:id="22" w:name="title"/>
     <w:p>
       <w:pPr>
         <w:pStyle w:val="Heading1"/>
@@ -67,8 +67,8 @@
         <w:t xml:space="preserve"> </w:t>
       </w:r>
     </w:p>
-    <w:bookmarkEnd w:id="20"/>
-    <w:bookmarkStart w:id="27" w:name="author-note"/>
+    <w:bookmarkEnd w:id="22"/>
+    <w:bookmarkStart w:id="29" w:name="author-note"/>
     <w:p>
       <w:pPr>
         <w:pStyle w:val="Heading1"/>
@@ -87,30 +87,30 @@
       <w:r>
         <w:t xml:space="preserve"> </w:t>
       </w:r>
-      <w:bookmarkStart w:id="25" w:name="orchid"/>
+      <w:bookmarkStart w:id="27" w:name="orchid"/>
       <w:r>
         <w:drawing>
           <wp:inline>
             <wp:extent cx="152279" cy="152279"/>
             <wp:effectExtent b="0" l="0" r="0" t="0"/>
-            <wp:docPr descr="Orcid ID Logo: A green circle with white letters ID" title="" id="22" name="Picture"/>
+            <wp:docPr descr="Orcid ID Logo: A green circle with white letters ID" title="" id="24" name="Picture"/>
             <a:graphic>
               <a:graphicData uri="http://schemas.openxmlformats.org/drawingml/2006/picture">
                 <pic:pic>
                   <pic:nvPicPr>
-                    <pic:cNvPr descr="_extensions/wjschne/apaquarto/ORCID-iD_icon-vector.svg" id="23" name="Picture"/>
+                    <pic:cNvPr descr="_extensions/wjschne/apaquarto/ORCID-iD_icon-vector.svg" id="25" name="Picture"/>
                     <pic:cNvPicPr>
                       <a:picLocks noChangeArrowheads="1" noChangeAspect="1"/>
                     </pic:cNvPicPr>
                   </pic:nvPicPr>
                   <pic:blipFill>
-                    <a:blip r:embed="rId24">
+                    <a:blip r:embed="rId26">
                       <a:extLst>
                         <a:ext uri="{28A0092B-C50C-407E-A947-70E740481C1C}">
                           <a14:useLocalDpi xmlns:a14="http://schemas.microsoft.com/office/drawing/2010/main" val="0"/>
                         </a:ext>
                         <a:ext uri="{96DAC541-7B7A-43D3-8B79-37D633B846F1}">
-                          <asvg:svgBlip xmlns:asvg="http://schemas.microsoft.com/office/drawing/2016/SVG/main" r:embed="rId21"/>
+                          <asvg:svgBlip xmlns:asvg="http://schemas.microsoft.com/office/drawing/2016/SVG/main" r:embed="rId23"/>
                         </a:ext>
                       </a:extLst>
                     </a:blip>
@@ -139,11 +139,11 @@
           </wp:inline>
         </w:drawing>
       </w:r>
-      <w:bookmarkEnd w:id="25"/>
+      <w:bookmarkEnd w:id="27"/>
       <w:r>
         <w:t xml:space="preserve"> </w:t>
       </w:r>
-      <w:hyperlink r:id="rId26">
+      <w:hyperlink r:id="rId28">
         <w:r>
           <w:rPr>
             <w:rStyle w:val="Hyperlink"/>
@@ -198,8 +198,8 @@
         <w:br w:type="page"/>
       </w:r>
     </w:p>
-    <w:bookmarkEnd w:id="27"/>
-    <w:bookmarkStart w:id="28" w:name="abstract"/>
+    <w:bookmarkEnd w:id="29"/>
+    <w:bookmarkStart w:id="30" w:name="abstract"/>
     <w:p>
       <w:pPr>
         <w:pStyle w:val="Heading1"/>
@@ -236,8 +236,8 @@
         <w:br w:type="page"/>
       </w:r>
     </w:p>
-    <w:bookmarkEnd w:id="28"/>
-    <w:bookmarkStart w:id="31" w:name="firstheader"/>
+    <w:bookmarkEnd w:id="30"/>
+    <w:bookmarkStart w:id="33" w:name="firstheader"/>
     <w:p>
       <w:pPr>
         <w:pStyle w:val="Heading1"/>
@@ -246,7 +246,7 @@
         <w:t xml:space="preserve">Full Title</w:t>
       </w:r>
     </w:p>
-    <w:bookmarkStart w:id="29" w:name="section-in-introduction"/>
+    <w:bookmarkStart w:id="31" w:name="section-in-introduction"/>
     <w:p>
       <w:pPr>
         <w:pStyle w:val="Heading2"/>
@@ -255,8 +255,8 @@
         <w:t xml:space="preserve">Section in Introduction</w:t>
       </w:r>
     </w:p>
-    <w:bookmarkEnd w:id="29"/>
-    <w:bookmarkStart w:id="30" w:name="another-section-in-introduction"/>
+    <w:bookmarkEnd w:id="31"/>
+    <w:bookmarkStart w:id="32" w:name="another-section-in-introduction"/>
     <w:p>
       <w:pPr>
         <w:pStyle w:val="Heading2"/>
@@ -265,9 +265,9 @@
         <w:t xml:space="preserve">Another Section in Introduction</w:t>
       </w:r>
     </w:p>
-    <w:bookmarkEnd w:id="30"/>
-    <w:bookmarkEnd w:id="31"/>
-    <w:bookmarkStart w:id="36" w:name="method"/>
+    <w:bookmarkEnd w:id="32"/>
+    <w:bookmarkEnd w:id="33"/>
+    <w:bookmarkStart w:id="38" w:name="method"/>
     <w:p>
       <w:pPr>
         <w:pStyle w:val="Heading1"/>
@@ -276,7 +276,7 @@
         <w:t xml:space="preserve">Method</w:t>
       </w:r>
     </w:p>
-    <w:bookmarkStart w:id="32" w:name="participants"/>
+    <w:bookmarkStart w:id="34" w:name="participants"/>
     <w:p>
       <w:pPr>
         <w:pStyle w:val="Heading2"/>
@@ -285,8 +285,8 @@
         <w:t xml:space="preserve">Participants</w:t>
       </w:r>
     </w:p>
-    <w:bookmarkEnd w:id="32"/>
-    <w:bookmarkStart w:id="33" w:name="procedure"/>
+    <w:bookmarkEnd w:id="34"/>
+    <w:bookmarkStart w:id="35" w:name="procedure"/>
     <w:p>
       <w:pPr>
         <w:pStyle w:val="Heading2"/>
@@ -295,8 +295,8 @@
         <w:t xml:space="preserve">Procedure</w:t>
       </w:r>
     </w:p>
-    <w:bookmarkEnd w:id="33"/>
-    <w:bookmarkStart w:id="34" w:name="measures"/>
+    <w:bookmarkEnd w:id="35"/>
+    <w:bookmarkStart w:id="36" w:name="measures"/>
     <w:p>
       <w:pPr>
         <w:pStyle w:val="Heading2"/>
@@ -305,8 +305,8 @@
         <w:t xml:space="preserve">Measures</w:t>
       </w:r>
     </w:p>
-    <w:bookmarkEnd w:id="34"/>
-    <w:bookmarkStart w:id="35" w:name="statistical-analysis"/>
+    <w:bookmarkEnd w:id="36"/>
+    <w:bookmarkStart w:id="37" w:name="statistical-analysis"/>
     <w:p>
       <w:pPr>
         <w:pStyle w:val="Heading2"/>
@@ -315,9 +315,9 @@
         <w:t xml:space="preserve">Statistical Analysis</w:t>
       </w:r>
     </w:p>
-    <w:bookmarkEnd w:id="35"/>
-    <w:bookmarkEnd w:id="36"/>
-    <w:bookmarkStart w:id="37" w:name="results"/>
+    <w:bookmarkEnd w:id="37"/>
+    <w:bookmarkEnd w:id="38"/>
+    <w:bookmarkStart w:id="39" w:name="results"/>
     <w:p>
       <w:pPr>
         <w:pStyle w:val="Heading1"/>
@@ -326,8 +326,8 @@
         <w:t xml:space="preserve">Results</w:t>
       </w:r>
     </w:p>
-    <w:bookmarkEnd w:id="37"/>
-    <w:bookmarkStart w:id="40" w:name="discussion"/>
+    <w:bookmarkEnd w:id="39"/>
+    <w:bookmarkStart w:id="42" w:name="discussion"/>
     <w:p>
       <w:pPr>
         <w:pStyle w:val="Heading1"/>
@@ -336,7 +336,7 @@
         <w:t xml:space="preserve">Discussion</w:t>
       </w:r>
     </w:p>
-    <w:bookmarkStart w:id="38" w:name="limitations-and-future-directions"/>
+    <w:bookmarkStart w:id="40" w:name="limitations-and-future-directions"/>
     <w:p>
       <w:pPr>
         <w:pStyle w:val="Heading2"/>
@@ -345,8 +345,8 @@
         <w:t xml:space="preserve">Limitations and Future Directions</w:t>
       </w:r>
     </w:p>
-    <w:bookmarkEnd w:id="38"/>
-    <w:bookmarkStart w:id="39" w:name="conclusion"/>
+    <w:bookmarkEnd w:id="40"/>
+    <w:bookmarkStart w:id="41" w:name="conclusion"/>
     <w:p>
       <w:pPr>
         <w:pStyle w:val="Heading2"/>
@@ -360,8 +360,8 @@
         <w:br w:type="page"/>
       </w:r>
     </w:p>
-    <w:bookmarkEnd w:id="39"/>
-    <w:bookmarkEnd w:id="40"/>
+    <w:bookmarkEnd w:id="41"/>
+    <w:bookmarkEnd w:id="42"/>
     <w:p>
       <w:pPr>
         <w:pStyle w:val="Heading1"/>
@@ -370,7 +370,7 @@
         <w:t xml:space="preserve">Appendix A</w:t>
       </w:r>
     </w:p>
-    <w:bookmarkStart w:id="41" w:name="apx-a"/>
+    <w:bookmarkStart w:id="43" w:name="apx-a"/>
     <w:p>
       <w:pPr>
         <w:pStyle w:val="Heading1"/>
@@ -384,7 +384,7 @@
         <w:br w:type="page"/>
       </w:r>
     </w:p>
-    <w:bookmarkEnd w:id="41"/>
+    <w:bookmarkEnd w:id="43"/>
     <w:p>
       <w:pPr>
         <w:pStyle w:val="Heading1"/>
@@ -393,7 +393,7 @@
         <w:t xml:space="preserve">Appendix B</w:t>
       </w:r>
     </w:p>
-    <w:bookmarkStart w:id="42" w:name="apx-b"/>
+    <w:bookmarkStart w:id="44" w:name="apx-b"/>
     <w:p>
       <w:pPr>
         <w:pStyle w:val="Heading1"/>
@@ -402,14 +402,14 @@
         <w:t xml:space="preserve">Another Appendix</w:t>
       </w:r>
     </w:p>
-    <w:bookmarkEnd w:id="42"/>
+    <w:bookmarkEnd w:id="44"/>
     <w:sectPr>
-      <w:headerReference r:id="rId9" w:type="even"/>
-      <w:headerReference r:id="rId11" w:type="default"/>
-      <w:footerReference r:id="rId14" w:type="even"/>
-      <w:footerReference r:id="rId13" w:type="default"/>
-      <w:headerReference r:id="rId10" w:type="first"/>
-      <w:footerReference r:id="rId12" w:type="first"/>
+      <w:headerReference r:id="rId8" w:type="even"/>
+      <w:headerReference r:id="rId9" w:type="default"/>
+      <w:footerReference r:id="rId10" w:type="even"/>
+      <w:footerReference r:id="rId11" w:type="default"/>
+      <w:headerReference r:id="rId12" w:type="first"/>
+      <w:footerReference r:id="rId13" w:type="first"/>
       <w:pgSz w:h="15840" w:w="12240"/>
       <w:pgMar w:bottom="1440" w:footer="720" w:gutter="0" w:header="720" w:left="1440" w:right="1440" w:top="1440"/>
       <w:cols w:space="720"/>

--- a/index.docx
+++ b/index.docx
@@ -983,7 +983,7 @@
         <w:rFonts w:asciiTheme="minorHAnsi" w:cstheme="minorBidi" w:eastAsiaTheme="minorHAnsi" w:hAnsiTheme="minorHAnsi"/>
         <w:sz w:val="24"/>
         <w:szCs w:val="24"/>
-        <w:lang w:bidi="ar-SA" w:eastAsia="en-US" w:val="en"/>
+        <w:lang w:bidi="ar-SA" w:eastAsia="en-US" w:val="en-US"/>
       </w:rPr>
     </w:rPrDefault>
     <w:pPrDefault>

--- a/index.docx
+++ b/index.docx
@@ -157,7 +157,7 @@
         <w:pStyle w:val="BodyText"/>
       </w:pPr>
       <w:r>
-        <w:t xml:space="preserve">The study hypotheses, methods, and analysis plan were preregistered: [LINK]. The instruments, data, a data dictionary, analysis scripts, and a computational notebook for the present study are published online: [LINK]. We have no conflicts of interest to disclose. The present study was approved by the University of Iowa Institutional Review Board (Study #: INSERT). The authors complied with APA ethical standards in the treatment of participants. The study was funded by Grant INSERT from INSERT. The instruments, data, a data dictionary, analysis scripts, and a computational notebook for the present study are published online: [LINK].</w:t>
+        <w:t xml:space="preserve">The study hypotheses, methods, and analysis plan were preregistered: [LINK]. The instruments, data, a data dictionary, analysis scripts, and a computational notebook for the present study are published online: [LINK]. We have no conflicts of interest to disclose. The present study was approved by the University of Iowa Institutional Review Board (Study #: INSERT). The authors complied with APA ethical standards in the treatment of participants. The study was funded by Grant INSERT from INSERT. We acknowledge…</w:t>
       </w:r>
     </w:p>
     <w:p>
@@ -216,6 +216,24 @@
         <w:t xml:space="preserve">INSERT ABSTRACT HERE.</w:t>
       </w:r>
     </w:p>
+    <w:bookmarkEnd w:id="30"/>
+    <w:bookmarkStart w:id="31" w:name="impact"/>
+    <w:p>
+      <w:pPr>
+        <w:pStyle w:val="Heading1"/>
+      </w:pPr>
+      <w:r>
+        <w:t xml:space="preserve">Impact Statement</w:t>
+      </w:r>
+    </w:p>
+    <w:p>
+      <w:pPr>
+        <w:pStyle w:val="AbstractFirstParagraph"/>
+      </w:pPr>
+      <w:r>
+        <w:t xml:space="preserve">INSERT IMPACT STATEMENT HERE.</w:t>
+      </w:r>
+    </w:p>
     <w:p>
       <w:pPr>
         <w:pStyle w:val="BodyText"/>
@@ -236,8 +254,8 @@
         <w:br w:type="page"/>
       </w:r>
     </w:p>
-    <w:bookmarkEnd w:id="30"/>
-    <w:bookmarkStart w:id="33" w:name="firstheader"/>
+    <w:bookmarkEnd w:id="31"/>
+    <w:bookmarkStart w:id="34" w:name="firstheader"/>
     <w:p>
       <w:pPr>
         <w:pStyle w:val="Heading1"/>
@@ -246,7 +264,7 @@
         <w:t xml:space="preserve">Full Title</w:t>
       </w:r>
     </w:p>
-    <w:bookmarkStart w:id="31" w:name="section-in-introduction"/>
+    <w:bookmarkStart w:id="32" w:name="section-in-introduction"/>
     <w:p>
       <w:pPr>
         <w:pStyle w:val="Heading2"/>
@@ -255,8 +273,8 @@
         <w:t xml:space="preserve">Section in Introduction</w:t>
       </w:r>
     </w:p>
-    <w:bookmarkEnd w:id="31"/>
-    <w:bookmarkStart w:id="32" w:name="another-section-in-introduction"/>
+    <w:bookmarkEnd w:id="32"/>
+    <w:bookmarkStart w:id="33" w:name="another-section-in-introduction"/>
     <w:p>
       <w:pPr>
         <w:pStyle w:val="Heading2"/>
@@ -265,9 +283,9 @@
         <w:t xml:space="preserve">Another Section in Introduction</w:t>
       </w:r>
     </w:p>
-    <w:bookmarkEnd w:id="32"/>
     <w:bookmarkEnd w:id="33"/>
-    <w:bookmarkStart w:id="38" w:name="method"/>
+    <w:bookmarkEnd w:id="34"/>
+    <w:bookmarkStart w:id="39" w:name="method"/>
     <w:p>
       <w:pPr>
         <w:pStyle w:val="Heading1"/>
@@ -276,7 +294,7 @@
         <w:t xml:space="preserve">Method</w:t>
       </w:r>
     </w:p>
-    <w:bookmarkStart w:id="34" w:name="participants"/>
+    <w:bookmarkStart w:id="35" w:name="participants"/>
     <w:p>
       <w:pPr>
         <w:pStyle w:val="Heading2"/>
@@ -285,8 +303,8 @@
         <w:t xml:space="preserve">Participants</w:t>
       </w:r>
     </w:p>
-    <w:bookmarkEnd w:id="34"/>
-    <w:bookmarkStart w:id="35" w:name="procedure"/>
+    <w:bookmarkEnd w:id="35"/>
+    <w:bookmarkStart w:id="36" w:name="procedure"/>
     <w:p>
       <w:pPr>
         <w:pStyle w:val="Heading2"/>
@@ -295,8 +313,8 @@
         <w:t xml:space="preserve">Procedure</w:t>
       </w:r>
     </w:p>
-    <w:bookmarkEnd w:id="35"/>
-    <w:bookmarkStart w:id="36" w:name="measures"/>
+    <w:bookmarkEnd w:id="36"/>
+    <w:bookmarkStart w:id="37" w:name="measures"/>
     <w:p>
       <w:pPr>
         <w:pStyle w:val="Heading2"/>
@@ -305,8 +323,8 @@
         <w:t xml:space="preserve">Measures</w:t>
       </w:r>
     </w:p>
-    <w:bookmarkEnd w:id="36"/>
-    <w:bookmarkStart w:id="37" w:name="statistical-analysis"/>
+    <w:bookmarkEnd w:id="37"/>
+    <w:bookmarkStart w:id="38" w:name="statistical-analysis"/>
     <w:p>
       <w:pPr>
         <w:pStyle w:val="Heading2"/>
@@ -315,9 +333,9 @@
         <w:t xml:space="preserve">Statistical Analysis</w:t>
       </w:r>
     </w:p>
-    <w:bookmarkEnd w:id="37"/>
     <w:bookmarkEnd w:id="38"/>
-    <w:bookmarkStart w:id="39" w:name="results"/>
+    <w:bookmarkEnd w:id="39"/>
+    <w:bookmarkStart w:id="40" w:name="results"/>
     <w:p>
       <w:pPr>
         <w:pStyle w:val="Heading1"/>
@@ -326,8 +344,8 @@
         <w:t xml:space="preserve">Results</w:t>
       </w:r>
     </w:p>
-    <w:bookmarkEnd w:id="39"/>
-    <w:bookmarkStart w:id="42" w:name="discussion"/>
+    <w:bookmarkEnd w:id="40"/>
+    <w:bookmarkStart w:id="43" w:name="discussion"/>
     <w:p>
       <w:pPr>
         <w:pStyle w:val="Heading1"/>
@@ -336,7 +354,7 @@
         <w:t xml:space="preserve">Discussion</w:t>
       </w:r>
     </w:p>
-    <w:bookmarkStart w:id="40" w:name="limitations-and-future-directions"/>
+    <w:bookmarkStart w:id="41" w:name="limitations-and-future-directions"/>
     <w:p>
       <w:pPr>
         <w:pStyle w:val="Heading2"/>
@@ -345,8 +363,8 @@
         <w:t xml:space="preserve">Limitations and Future Directions</w:t>
       </w:r>
     </w:p>
-    <w:bookmarkEnd w:id="40"/>
-    <w:bookmarkStart w:id="41" w:name="conclusion"/>
+    <w:bookmarkEnd w:id="41"/>
+    <w:bookmarkStart w:id="42" w:name="conclusion"/>
     <w:p>
       <w:pPr>
         <w:pStyle w:val="Heading2"/>
@@ -360,8 +378,8 @@
         <w:br w:type="page"/>
       </w:r>
     </w:p>
-    <w:bookmarkEnd w:id="41"/>
     <w:bookmarkEnd w:id="42"/>
+    <w:bookmarkEnd w:id="43"/>
     <w:p>
       <w:pPr>
         <w:pStyle w:val="Heading1"/>
@@ -370,7 +388,7 @@
         <w:t xml:space="preserve">Appendix A</w:t>
       </w:r>
     </w:p>
-    <w:bookmarkStart w:id="43" w:name="apx-a"/>
+    <w:bookmarkStart w:id="44" w:name="apx-a"/>
     <w:p>
       <w:pPr>
         <w:pStyle w:val="Heading1"/>
@@ -384,7 +402,7 @@
         <w:br w:type="page"/>
       </w:r>
     </w:p>
-    <w:bookmarkEnd w:id="43"/>
+    <w:bookmarkEnd w:id="44"/>
     <w:p>
       <w:pPr>
         <w:pStyle w:val="Heading1"/>
@@ -393,7 +411,7 @@
         <w:t xml:space="preserve">Appendix B</w:t>
       </w:r>
     </w:p>
-    <w:bookmarkStart w:id="44" w:name="apx-b"/>
+    <w:bookmarkStart w:id="45" w:name="apx-b"/>
     <w:p>
       <w:pPr>
         <w:pStyle w:val="Heading1"/>
@@ -402,7 +420,7 @@
         <w:t xml:space="preserve">Another Appendix</w:t>
       </w:r>
     </w:p>
-    <w:bookmarkEnd w:id="44"/>
+    <w:bookmarkEnd w:id="45"/>
     <w:sectPr>
       <w:headerReference r:id="rId8" w:type="even"/>
       <w:headerReference r:id="rId9" w:type="default"/>

--- a/index.docx
+++ b/index.docx
@@ -87,7 +87,7 @@
       <w:r>
         <w:t xml:space="preserve"> </w:t>
       </w:r>
-      <w:bookmarkStart w:id="27" w:name="orchid"/>
+      <w:bookmarkStart w:id="27" w:name="orcid"/>
       <w:r>
         <w:drawing>
           <wp:inline>
